--- a/zaini_case_audit_output/outputs/word/documents/171_التماس في في دعوى عدنان ضد الشيخ اسامة ـ بطلان حصة شركة احمد زيني التجارية ـ 428.docx
+++ b/zaini_case_audit_output/outputs/word/documents/171_التماس في في دعوى عدنان ضد الشيخ اسامة ـ بطلان حصة شركة احمد زيني التجارية ـ 428.docx
@@ -51,6 +51,20 @@
           <w:i/>
         </w:rPr>
         <w:t>[مخرج آلي / Script Output - سماوي]  [مخرج آلي يحتاج مراجعة بشرية - وردي]</w:t>
+      </w:r>
+    </w:p>
+    <w:p>
+      <w:pPr>
+        <w:jc w:val="right"/>
+        <w:bidi/>
+      </w:pPr>
+      <w:r>
+        <w:rPr>
+          <w:b w:val="0"/>
+          <w:i/>
+          <w:color w:val="C00000"/>
+        </w:rPr>
+        <w:t>[نص ممسوح OCR صُحِّح ترتيبه آلياً — قد يحتوي أخطاء طفيفة]</w:t>
       </w:r>
     </w:p>
     <w:p/>
@@ -116,7 +130,7 @@
           <w:b w:val="0"/>
           <w:i w:val="0"/>
         </w:rPr>
-        <w:t>الملتمس / أسامة أحمد عباس زيني هوية رقم () مكان الإقامة: جدة</w:t>
+        <w:t>ةدج :ةماقإلا ناكم () مقر ةيوه ينيز سابع دمحأ ةماسأ / سمتلملا</w:t>
       </w:r>
     </w:p>
     <w:p>
@@ -168,7 +182,7 @@
           <w:b w:val="0"/>
           <w:i w:val="0"/>
         </w:rPr>
-        <w:t>الوقائع:</w:t>
+        <w:t>:عئاقولا</w:t>
       </w:r>
     </w:p>
     <w:p>
@@ -337,7 +351,7 @@
           <w:b w:val="0"/>
           <w:i w:val="0"/>
         </w:rPr>
-        <w:t>بناء على التقرير الصادر من مدينة الملك عبد الله الطبية تقدم الملتمس ضده بدعوى قضائية والمقيدة برقم (؟؟؟؟؟) وبتاريخ ؟؟؟؟؟ وقرر القاضي ناظر الدعوى احاله المورث رحمه الله الى مستشفى الصحة النفسية للتأكد من الحالة الصحية للمورث رحمه الله كما ورد التقرير الطبي من الصحة النفسية الى المحكمة العامة والمتضمن (يثبت أن المورث أحمد عباس زيني مدرك ويستطيع القيام بشؤونه الخاصة) وبناء عليه تم مخاطبة وزير العدل وصدر توجيه وزير العدل على الاخذ بالتقرير الصادر من قبل الصحة النفسية والذي يثبت أن المورث مدرك ويستطيع القيام بشؤونه الخاصة.</w:t>
+        <w:t>.ةصاخلا هنوؤشب مايقلا عيطتسيو كردم ثروملا نأ تبثي يذلاو ةيسفنلا ةحصلا لبق نم رداصلا ريرقتلاب ذخالا ىلع لدعلا ريزو هيجوت ردصو لدعلا ريزو ةبطاخم مت هيلع ءانبو (ةصاخلا هنوؤشب مايقلا عيطتسيو كردم ينيز سابع دمحأ ثروملا نأ تبثي) نمضتملاو ةماعلا ةمكحملا ىلا ةيسفنلا ةحصلا نم يبطلا ريرقتلا درو امك هللا همحر ثروملل ةيحصلا ةلاحلا نم دكأتلل ةيسفنلا ةحصلا ىفشتسم ىلا هللا همحر ثروملا هلاحا ىوعدلا رظان يضاقلا ررقو ؟؟؟؟؟ خيراتبو (؟؟؟؟؟) مقرب ةديقملاو ةيئاضق ىوعدب هدض سمتلملا مدقت ةيبطلا هللا دبع كلملا ةنيدم نم رداصلا ريرقتلا ىلع ءانب</w:t>
       </w:r>
     </w:p>
     <w:p>
@@ -389,7 +403,7 @@
           <w:b w:val="0"/>
           <w:i w:val="0"/>
         </w:rPr>
-        <w:t>الطلبات</w:t>
+        <w:t>تابلطلا</w:t>
       </w:r>
     </w:p>
     <w:p>

--- a/zaini_case_audit_output/outputs/word/documents/171_التماس في في دعوى عدنان ضد الشيخ اسامة ـ بطلان حصة شركة احمد زيني التجارية ـ 428.docx
+++ b/zaini_case_audit_output/outputs/word/documents/171_التماس في في دعوى عدنان ضد الشيخ اسامة ـ بطلان حصة شركة احمد زيني التجارية ـ 428.docx
@@ -325,7 +325,7 @@
           <w:b w:val="0"/>
           <w:i w:val="0"/>
         </w:rPr>
-        <w:t>كما نشير لأصحاب الفضيلة بأنه لا يوجد تقرير نهائي صادر من مكتب المحاسب طلال أبو غزال وأن ما ذكره الملتمس ضده من وجود تقرير نهائي ومفاده بأن قيمة الحصص محل الدعوى تقدر بمبلغ وقدرة (ثلاثمئة مليون) هذا غير صحيح، حيث أن التقرير المستند عليه في الحكم الصادر من الدائرة التجارية الثانية بمحكمة الاستئناف هو المسودة المبدئية والصادرة بتاريخ ؟؟؟؟؟؟ مما يوضح بما لا يدع مجال للشك أن هذا غش واضح وجلي وقع من الملتمس ضده أثر بشكل كبير في الحكم الصادر في الدعوى مما يستوجب معه قبول الالتماس.</w:t>
+        <w:t>كما نشير لأصحاب الفضيلة بأنه لا يوجد تقرير نهائي صادر من مكتب المحاسب طلال أبو غزال وأن ما ذكره الملتمس ضده من وجود تقرير نهائي ومفاده بأن قيمة الحصص محل الدعوى تقدر بمبلغ وقدرة (ثلاثمئة مليون) هذا غير صحيح، حيث أن التقرير المستند عليه في الحكم الصادر من الدائرة التجارية الثانية بمحكمة الاستئناف هو المسودة المبدئية والصادرة بتاريخ ؟؟؟ مما يوضح بما لا يدع مجال للشك أن هذا غش واضح وجلي وقع من الملتمس ضده أثر بشكل كبير في الحكم الصادر في الدعوى مما يستوجب معه قبول الالتماس.</w:t>
       </w:r>
     </w:p>
     <w:p>
@@ -338,7 +338,7 @@
           <w:b w:val="0"/>
           <w:i w:val="0"/>
         </w:rPr>
-        <w:t>\- بشأن ما ذكره الملتمس ضده بتاريخ ؟؟؟؟؟؟ من أن المورث رحمه الله قد كان فاقد للأهلية وقت التخارج من شركة أحمد زيني التجارية استناد للتقرير الصحي الصادر من مدينة الملك عبد الله الطبية فإننا نوضح لفضيلتكم التالي:-</w:t>
+        <w:t>\- بشأن ما ذكره الملتمس ضده بتاريخ ؟؟؟ من أن المورث رحمه الله قد كان فاقد للأهلية وقت التخارج من شركة أحمد زيني التجارية استناد للتقرير الصحي الصادر من مدينة الملك عبد الله الطبية فإننا نوضح لفضيلتكم التالي:-</w:t>
       </w:r>
     </w:p>
     <w:p>
@@ -364,7 +364,7 @@
           <w:b w:val="0"/>
           <w:i w:val="0"/>
         </w:rPr>
-        <w:t>أنه بتاريخ ؟؟؟؟؟؟ صدر تقرير من الصحة النفسية والمتضمن (؟؟؟؟؟؟؟؟؟؟؟؟) وبناء عليه تم الحكم بعدم أهلية المورث رحمه الله ويحتاج إلى قيم, ونلفت إنتباه فضيلتكم أن التقرير الأخير صد بعد التقرير الأول بعدد ؟؟؟؟؟ سنوات.</w:t>
+        <w:t>أنه بتاريخ ؟؟؟ صدر تقرير من الصحة النفسية والمتضمن (؟؟؟؟؟؟؟؟؟؟؟؟) وبناء عليه تم الحكم بعدم أهلية المورث رحمه الله ويحتاج إلى قيم, ونلفت إنتباه فضيلتكم أن التقرير الأخير صد بعد التقرير الأول بعدد ؟؟؟؟؟ سنوات.</w:t>
       </w:r>
     </w:p>
     <w:p>

--- a/zaini_case_audit_output/outputs/word/documents/171_التماس في في دعوى عدنان ضد الشيخ اسامة ـ بطلان حصة شركة احمد زيني التجارية ـ 428.docx
+++ b/zaini_case_audit_output/outputs/word/documents/171_التماس في في دعوى عدنان ضد الشيخ اسامة ـ بطلان حصة شركة احمد زيني التجارية ـ 428.docx
@@ -70,14 +70,13 @@
     <w:p/>
     <w:p>
       <w:pPr>
+        <w:pStyle w:val="Heading2"/>
         <w:jc w:val="right"/>
         <w:bidi/>
       </w:pPr>
       <w:r>
-        <w:rPr>
-          <w:b w:val="0"/>
-          <w:i w:val="0"/>
-        </w:rPr>
+        <w:t>[نص الضبط / الحكم — المتن الفعلي] ===</w:t>
+        <w:br/>
         <w:t>صاحب الفضيلة رئيس محكمة الاستئناف بجدة وفقكم االله</w:t>
       </w:r>
     </w:p>

--- a/zaini_case_audit_output/outputs/word/documents/171_التماس في في دعوى عدنان ضد الشيخ اسامة ـ بطلان حصة شركة احمد زيني التجارية ـ 428.docx
+++ b/zaini_case_audit_output/outputs/word/documents/171_التماس في في دعوى عدنان ضد الشيخ اسامة ـ بطلان حصة شركة احمد زيني التجارية ـ 428.docx
@@ -75,7 +75,7 @@
         <w:bidi/>
       </w:pPr>
       <w:r>
-        <w:t>[نص الضبط / الحكم — المتن الفعلي] ===</w:t>
+        <w:t>[المُرسَل إليه / المخاطَب والتحية] ===</w:t>
         <w:br/>
         <w:t>صاحب الفضيلة رئيس محكمة الاستئناف بجدة وفقكم االله</w:t>
       </w:r>
@@ -95,14 +95,13 @@
     </w:p>
     <w:p>
       <w:pPr>
+        <w:pStyle w:val="Heading2"/>
         <w:jc w:val="right"/>
         <w:bidi/>
       </w:pPr>
       <w:r>
-        <w:rPr>
-          <w:b w:val="0"/>
-          <w:i w:val="0"/>
-        </w:rPr>
+        <w:t>[المتن الفعلي: الوقائع / الأسباب / المنطوق] ===</w:t>
+        <w:br/>
         <w:t>السلام عليكم ورحمه الله وبركاته</w:t>
       </w:r>
     </w:p>
@@ -407,14 +406,13 @@
     </w:p>
     <w:p>
       <w:pPr>
+        <w:pStyle w:val="Heading2"/>
         <w:jc w:val="right"/>
         <w:bidi/>
       </w:pPr>
       <w:r>
-        <w:rPr>
-          <w:b w:val="0"/>
-          <w:i w:val="0"/>
-        </w:rPr>
+        <w:t>[الطلبات / المرفقات] ===</w:t>
+        <w:br/>
         <w:t>لذلك كله ولما سبق توضيحه نطلب من فضيلتكم قبول الالتماس شكلاً وفي الموضوع نقض الحكم الصادر من الدائرة التجارية الثانية في محكمة الاستئناف بجدة بالصك رقم ؟؟؟؟؟؟؟؟؟؟؟ وتاريخ ؟؟؟؟؟؟؟؟؟</w:t>
       </w:r>
     </w:p>

--- a/zaini_case_audit_output/outputs/word/documents/171_التماس في في دعوى عدنان ضد الشيخ اسامة ـ بطلان حصة شركة احمد زيني التجارية ـ 428.docx
+++ b/zaini_case_audit_output/outputs/word/documents/171_التماس في في دعوى عدنان ضد الشيخ اسامة ـ بطلان حصة شركة احمد زيني التجارية ـ 428.docx
@@ -128,7 +128,7 @@
           <w:b w:val="0"/>
           <w:i w:val="0"/>
         </w:rPr>
-        <w:t>ةدج :ةماقإلا ناكم () مقر ةيوه ينيز سابع دمحأ ةماسأ / سمتلملا</w:t>
+        <w:t>الملتمس / أسامة أحمد عباس زيني هوية رقم () مكان الإقامة: جدة</w:t>
       </w:r>
     </w:p>
     <w:p>
@@ -180,7 +180,7 @@
           <w:b w:val="0"/>
           <w:i w:val="0"/>
         </w:rPr>
-        <w:t>:عئاقولا</w:t>
+        <w:t>الوقائع:</w:t>
       </w:r>
     </w:p>
     <w:p>
@@ -349,7 +349,7 @@
           <w:b w:val="0"/>
           <w:i w:val="0"/>
         </w:rPr>
-        <w:t>.ةصاخلا هنوؤشب مايقلا عيطتسيو كردم ثروملا نأ تبثي يذلاو ةيسفنلا ةحصلا لبق نم رداصلا ريرقتلاب ذخالا ىلع لدعلا ريزو هيجوت ردصو لدعلا ريزو ةبطاخم مت هيلع ءانبو (ةصاخلا هنوؤشب مايقلا عيطتسيو كردم ينيز سابع دمحأ ثروملا نأ تبثي) نمضتملاو ةماعلا ةمكحملا ىلا ةيسفنلا ةحصلا نم يبطلا ريرقتلا درو امك هللا همحر ثروملل ةيحصلا ةلاحلا نم دكأتلل ةيسفنلا ةحصلا ىفشتسم ىلا هللا همحر ثروملا هلاحا ىوعدلا رظان يضاقلا ررقو ؟؟؟؟؟ خيراتبو (؟؟؟؟؟) مقرب ةديقملاو ةيئاضق ىوعدب هدض سمتلملا مدقت ةيبطلا هللا دبع كلملا ةنيدم نم رداصلا ريرقتلا ىلع ءانب</w:t>
+        <w:t>بناء على التقرير الصادر من مدينة الملك عبد الله الطبية تقدم الملتمس ضده بدعوى قضائية والمقيدة برقم (؟؟؟؟؟) وبتاريخ ؟؟؟؟؟ وقرر القاضي ناظر الدعوى احاله المورث رحمه الله الى مستشفى الصحة النفسية للتأكد من الحالة الصحية للمورث رحمه الله كما ورد التقرير الطبي من الصحة النفسية الى المحكمة العامة والمتضمن (يثبت أن المورث أحمد عباس زيني مدرك ويستطيع القيام بشؤونه الخاصة) وبناء عليه تم مخاطبة وزير العدل وصدر توجيه وزير العدل على الاخذ بالتقرير الصادر من قبل الصحة النفسية والذي يثبت أن المورث مدرك ويستطيع القيام بشؤونه الخاصة.</w:t>
       </w:r>
     </w:p>
     <w:p>
@@ -393,6 +393,18 @@
     </w:p>
     <w:p>
       <w:pPr>
+        <w:pStyle w:val="Heading2"/>
+        <w:jc w:val="right"/>
+        <w:bidi/>
+      </w:pPr>
+      <w:r>
+        <w:t>[الطلبات / المرفقات] ===</w:t>
+        <w:br/>
+        <w:t>الطلبات</w:t>
+      </w:r>
+    </w:p>
+    <w:p>
+      <w:pPr>
         <w:jc w:val="right"/>
         <w:bidi/>
       </w:pPr>
@@ -401,18 +413,6 @@
           <w:b w:val="0"/>
           <w:i w:val="0"/>
         </w:rPr>
-        <w:t>تابلطلا</w:t>
-      </w:r>
-    </w:p>
-    <w:p>
-      <w:pPr>
-        <w:pStyle w:val="Heading2"/>
-        <w:jc w:val="right"/>
-        <w:bidi/>
-      </w:pPr>
-      <w:r>
-        <w:t>[الطلبات / المرفقات] ===</w:t>
-        <w:br/>
         <w:t>لذلك كله ولما سبق توضيحه نطلب من فضيلتكم قبول الالتماس شكلاً وفي الموضوع نقض الحكم الصادر من الدائرة التجارية الثانية في محكمة الاستئناف بجدة بالصك رقم ؟؟؟؟؟؟؟؟؟؟؟ وتاريخ ؟؟؟؟؟؟؟؟؟</w:t>
       </w:r>
     </w:p>
